--- a/report/Отчёт_ПР3_Буевич_ТРПО23-1.docx
+++ b/report/Отчёт_ПР3_Буевич_ТРПО23-1.docx
@@ -4690,9 +4690,8 @@
     </w:p>
     <w:bookmarkEnd w:id="30"/>
     <w:sectPr>
-      <w:footnotePr>
-        <w:numRestart w:val="eachSect"/>
-      </w:footnotePr>
+      <w:pgSz w:w="11906" w:h="16838"/>
+      <w:pgMar w:top="1134" w:right="850" w:bottom="1134" w:left="1418" w:header="709" w:footer="709" w:gutter="0"/>
     </w:sectPr>
   </w:body>
 </w:document>
